--- a/SpringUnitTesting/TDDExample/RunningSpringTests.docx
+++ b/SpringUnitTesting/TDDExample/RunningSpringTests.docx
@@ -2367,17 +2367,378 @@
       </w:pPr>
       <w:r>
         <w:rPr/>
-      </w:r>
-    </w:p>
-    <w:p>
-      <w:pPr>
-        <w:pStyle w:val="Normal"/>
-        <w:bidi w:val="0"/>
-        <w:jc w:val="left"/>
-        <w:rPr/>
-      </w:pPr>
-      <w:r>
-        <w:rPr/>
+        <w:t xml:space="preserve">    </w:t>
+      </w:r>
+      <w:r>
+        <w:rPr/>
+        <w:t>@GetMapping("/profile")</w:t>
+      </w:r>
+    </w:p>
+    <w:p>
+      <w:pPr>
+        <w:pStyle w:val="Normal"/>
+        <w:bidi w:val="0"/>
+        <w:jc w:val="left"/>
+        <w:rPr/>
+      </w:pPr>
+      <w:r>
+        <w:rPr/>
+        <w:t xml:space="preserve">    </w:t>
+      </w:r>
+      <w:r>
+        <w:rPr/>
+        <w:t>public String getProfileContext(@RequestAttribute("userEmail") String email) {</w:t>
+      </w:r>
+    </w:p>
+    <w:p>
+      <w:pPr>
+        <w:pStyle w:val="Normal"/>
+        <w:bidi w:val="0"/>
+        <w:jc w:val="left"/>
+        <w:rPr/>
+      </w:pPr>
+      <w:r>
+        <w:rPr/>
+        <w:t xml:space="preserve">        </w:t>
+      </w:r>
+      <w:r>
+        <w:rPr/>
+        <w:t>// Business logic running against the secure request attribute</w:t>
+      </w:r>
+    </w:p>
+    <w:p>
+      <w:pPr>
+        <w:pStyle w:val="Normal"/>
+        <w:bidi w:val="0"/>
+        <w:jc w:val="left"/>
+        <w:rPr/>
+      </w:pPr>
+      <w:r>
+        <w:rPr/>
+        <w:t xml:space="preserve">        </w:t>
+      </w:r>
+      <w:r>
+        <w:rPr/>
+        <w:t>return "Secure session active for account user: " + email;</w:t>
+      </w:r>
+    </w:p>
+    <w:p>
+      <w:pPr>
+        <w:pStyle w:val="Normal"/>
+        <w:bidi w:val="0"/>
+        <w:jc w:val="left"/>
+        <w:rPr/>
+      </w:pPr>
+      <w:r>
+        <w:rPr/>
+        <w:t xml:space="preserve">    </w:t>
+      </w:r>
+      <w:r>
+        <w:rPr/>
+        <w:t>}</w:t>
+      </w:r>
+    </w:p>
+    <w:p>
+      <w:pPr>
+        <w:pStyle w:val="Normal"/>
+        <w:bidi w:val="0"/>
+        <w:jc w:val="left"/>
+        <w:rPr/>
+      </w:pPr>
+      <w:r>
+        <w:rPr/>
+        <w:t xml:space="preserve">    </w:t>
+      </w:r>
+    </w:p>
+    <w:p>
+      <w:pPr>
+        <w:pStyle w:val="Normal"/>
+        <w:bidi w:val="0"/>
+        <w:jc w:val="left"/>
+        <w:rPr/>
+      </w:pPr>
+      <w:r>
+        <w:rPr/>
+        <w:t xml:space="preserve">    </w:t>
+      </w:r>
+    </w:p>
+    <w:p>
+      <w:pPr>
+        <w:pStyle w:val="Normal"/>
+        <w:bidi w:val="0"/>
+        <w:jc w:val="left"/>
+        <w:rPr/>
+      </w:pPr>
+      <w:r>
+        <w:rPr/>
+        <w:t xml:space="preserve">    </w:t>
+      </w:r>
+      <w:r>
+        <w:rPr/>
+        <w:t>@GetMapping("/profile1")</w:t>
+      </w:r>
+    </w:p>
+    <w:p>
+      <w:pPr>
+        <w:pStyle w:val="Normal"/>
+        <w:bidi w:val="0"/>
+        <w:jc w:val="left"/>
+        <w:rPr/>
+      </w:pPr>
+      <w:r>
+        <w:rPr/>
+        <w:t xml:space="preserve">    </w:t>
+      </w:r>
+      <w:r>
+        <w:rPr/>
+        <w:t>public ResponseEntity&lt;String&gt; getProfileWithEntity(HttpServletRequest request) {</w:t>
+      </w:r>
+    </w:p>
+    <w:p>
+      <w:pPr>
+        <w:pStyle w:val="Normal"/>
+        <w:bidi w:val="0"/>
+        <w:jc w:val="left"/>
+        <w:rPr/>
+      </w:pPr>
+      <w:r>
+        <w:rPr/>
+        <w:t xml:space="preserve">        </w:t>
+      </w:r>
+      <w:r>
+        <w:rPr/>
+        <w:t>// 1. Pull the attribute out of the incoming request</w:t>
+      </w:r>
+    </w:p>
+    <w:p>
+      <w:pPr>
+        <w:pStyle w:val="Normal"/>
+        <w:bidi w:val="0"/>
+        <w:jc w:val="left"/>
+        <w:rPr/>
+      </w:pPr>
+      <w:r>
+        <w:rPr/>
+        <w:t xml:space="preserve">        </w:t>
+      </w:r>
+      <w:r>
+        <w:rPr/>
+        <w:t>String email = (String) request.getAttribute("userEmail");</w:t>
+      </w:r>
+    </w:p>
+    <w:p>
+      <w:pPr>
+        <w:pStyle w:val="Normal"/>
+        <w:bidi w:val="0"/>
+        <w:jc w:val="left"/>
+        <w:rPr/>
+      </w:pPr>
+      <w:r>
+        <w:rPr/>
+        <w:t xml:space="preserve">        </w:t>
+      </w:r>
+    </w:p>
+    <w:p>
+      <w:pPr>
+        <w:pStyle w:val="Normal"/>
+        <w:bidi w:val="0"/>
+        <w:jc w:val="left"/>
+        <w:rPr/>
+      </w:pPr>
+      <w:r>
+        <w:rPr/>
+        <w:t xml:space="preserve">        </w:t>
+      </w:r>
+      <w:r>
+        <w:rPr/>
+        <w:t>// 2. Wrap it inside a standard ResponseEntity container</w:t>
+      </w:r>
+    </w:p>
+    <w:p>
+      <w:pPr>
+        <w:pStyle w:val="Normal"/>
+        <w:bidi w:val="0"/>
+        <w:jc w:val="left"/>
+        <w:rPr/>
+      </w:pPr>
+      <w:r>
+        <w:rPr/>
+        <w:t xml:space="preserve">        </w:t>
+      </w:r>
+      <w:r>
+        <w:rPr/>
+        <w:t>return ResponseEntity.ok()</w:t>
+      </w:r>
+    </w:p>
+    <w:p>
+      <w:pPr>
+        <w:pStyle w:val="Normal"/>
+        <w:bidi w:val="0"/>
+        <w:jc w:val="left"/>
+        <w:rPr/>
+      </w:pPr>
+      <w:r>
+        <w:rPr/>
+        <w:t xml:space="preserve">                </w:t>
+      </w:r>
+      <w:r>
+        <w:rPr/>
+        <w:t>.header("X-Account-Context", "Verified")</w:t>
+      </w:r>
+    </w:p>
+    <w:p>
+      <w:pPr>
+        <w:pStyle w:val="Normal"/>
+        <w:bidi w:val="0"/>
+        <w:jc w:val="left"/>
+        <w:rPr/>
+      </w:pPr>
+      <w:r>
+        <w:rPr/>
+        <w:t xml:space="preserve">                </w:t>
+      </w:r>
+      <w:r>
+        <w:rPr/>
+        <w:t>.body("Active Account Profile for: " + email);</w:t>
+      </w:r>
+    </w:p>
+    <w:p>
+      <w:pPr>
+        <w:pStyle w:val="Normal"/>
+        <w:bidi w:val="0"/>
+        <w:jc w:val="left"/>
+        <w:rPr/>
+      </w:pPr>
+      <w:r>
+        <w:rPr/>
+        <w:t xml:space="preserve">    </w:t>
+      </w:r>
+      <w:r>
+        <w:rPr/>
+        <w:t>}</w:t>
+      </w:r>
+    </w:p>
+    <w:p>
+      <w:pPr>
+        <w:pStyle w:val="Normal"/>
+        <w:bidi w:val="0"/>
+        <w:jc w:val="left"/>
+        <w:rPr/>
+      </w:pPr>
+      <w:r>
+        <w:rPr/>
+      </w:r>
+    </w:p>
+    <w:p>
+      <w:pPr>
+        <w:pStyle w:val="Normal"/>
+        <w:bidi w:val="0"/>
+        <w:jc w:val="left"/>
+        <w:rPr/>
+      </w:pPr>
+      <w:r>
+        <w:rPr/>
+      </w:r>
+    </w:p>
+    <w:p>
+      <w:pPr>
+        <w:pStyle w:val="Normal"/>
+        <w:bidi w:val="0"/>
+        <w:jc w:val="left"/>
+        <w:rPr/>
+      </w:pPr>
+      <w:r>
+        <w:rPr/>
+      </w:r>
+    </w:p>
+    <w:p>
+      <w:pPr>
+        <w:pStyle w:val="Normal"/>
+        <w:bidi w:val="0"/>
+        <w:jc w:val="left"/>
+        <w:rPr/>
+      </w:pPr>
+      <w:r>
+        <w:rPr/>
+      </w:r>
+    </w:p>
+    <w:p>
+      <w:pPr>
+        <w:pStyle w:val="Normal"/>
+        <w:bidi w:val="0"/>
+        <w:jc w:val="left"/>
+        <w:rPr/>
+      </w:pPr>
+      <w:r>
+        <w:rPr/>
+      </w:r>
+    </w:p>
+    <w:p>
+      <w:pPr>
+        <w:pStyle w:val="Normal"/>
+        <w:bidi w:val="0"/>
+        <w:jc w:val="left"/>
+        <w:rPr/>
+      </w:pPr>
+      <w:r>
+        <w:rPr/>
+      </w:r>
+    </w:p>
+    <w:p>
+      <w:pPr>
+        <w:pStyle w:val="Normal"/>
+        <w:bidi w:val="0"/>
+        <w:jc w:val="left"/>
+        <w:rPr/>
+      </w:pPr>
+      <w:r>
+        <w:rPr/>
+        <w:drawing>
+          <wp:anchor distT="0" distB="0" distL="0" distR="0" simplePos="0" relativeHeight="8" behindDoc="0" locked="0" layoutInCell="0" allowOverlap="1">
+            <wp:simplePos x="0" y="0"/>
+            <wp:positionH relativeFrom="column">
+              <wp:align>center</wp:align>
+            </wp:positionH>
+            <wp:positionV relativeFrom="paragraph">
+              <wp:posOffset>635</wp:posOffset>
+            </wp:positionV>
+            <wp:extent cx="3672840" cy="3406140"/>
+            <wp:effectExtent l="0" t="0" r="0" b="0"/>
+            <wp:wrapSquare wrapText="largest"/>
+            <wp:docPr id="7" name="Image7"/>
+            <wp:cNvGraphicFramePr>
+              <a:graphicFrameLocks xmlns:a="http://schemas.openxmlformats.org/drawingml/2006/main" noChangeAspect="1"/>
+            </wp:cNvGraphicFramePr>
+            <a:graphic xmlns:a="http://schemas.openxmlformats.org/drawingml/2006/main">
+              <a:graphicData uri="http://schemas.openxmlformats.org/drawingml/2006/picture">
+                <pic:pic xmlns:pic="http://schemas.openxmlformats.org/drawingml/2006/picture">
+                  <pic:nvPicPr>
+                    <pic:cNvPr id="7" name="Image7"/>
+                    <pic:cNvPicPr>
+                      <a:picLocks noChangeAspect="1" noChangeArrowheads="1"/>
+                    </pic:cNvPicPr>
+                  </pic:nvPicPr>
+                  <pic:blipFill>
+                    <a:blip r:embed="rId8"/>
+                    <a:stretch>
+                      <a:fillRect/>
+                    </a:stretch>
+                  </pic:blipFill>
+                  <pic:spPr bwMode="auto">
+                    <a:xfrm>
+                      <a:off x="0" y="0"/>
+                      <a:ext cx="3672840" cy="3406140"/>
+                    </a:xfrm>
+                    <a:prstGeom prst="rect">
+                      <a:avLst/>
+                    </a:prstGeom>
+                    <a:noFill/>
+                  </pic:spPr>
+                </pic:pic>
+              </a:graphicData>
+            </a:graphic>
+          </wp:anchor>
+        </w:drawing>
       </w:r>
     </w:p>
     <w:p>
@@ -2390,6 +2751,410 @@
       <w:r>
         <w:rPr/>
         <w:t xml:space="preserve"> </w:t>
+      </w:r>
+    </w:p>
+    <w:p>
+      <w:pPr>
+        <w:pStyle w:val="Normal"/>
+        <w:bidi w:val="0"/>
+        <w:jc w:val="left"/>
+        <w:rPr/>
+      </w:pPr>
+      <w:r>
+        <w:rPr/>
+      </w:r>
+    </w:p>
+    <w:p>
+      <w:pPr>
+        <w:pStyle w:val="Normal"/>
+        <w:bidi w:val="0"/>
+        <w:jc w:val="left"/>
+        <w:rPr/>
+      </w:pPr>
+      <w:r>
+        <w:rPr/>
+      </w:r>
+    </w:p>
+    <w:p>
+      <w:pPr>
+        <w:pStyle w:val="Normal"/>
+        <w:bidi w:val="0"/>
+        <w:jc w:val="left"/>
+        <w:rPr/>
+      </w:pPr>
+      <w:r>
+        <w:rPr/>
+      </w:r>
+    </w:p>
+    <w:p>
+      <w:pPr>
+        <w:pStyle w:val="Normal"/>
+        <w:bidi w:val="0"/>
+        <w:jc w:val="left"/>
+        <w:rPr/>
+      </w:pPr>
+      <w:r>
+        <w:rPr/>
+      </w:r>
+    </w:p>
+    <w:p>
+      <w:pPr>
+        <w:pStyle w:val="Normal"/>
+        <w:bidi w:val="0"/>
+        <w:jc w:val="left"/>
+        <w:rPr/>
+      </w:pPr>
+      <w:r>
+        <w:rPr/>
+      </w:r>
+    </w:p>
+    <w:p>
+      <w:pPr>
+        <w:pStyle w:val="Normal"/>
+        <w:bidi w:val="0"/>
+        <w:jc w:val="left"/>
+        <w:rPr/>
+      </w:pPr>
+      <w:r>
+        <w:rPr/>
+      </w:r>
+    </w:p>
+    <w:p>
+      <w:pPr>
+        <w:pStyle w:val="Normal"/>
+        <w:bidi w:val="0"/>
+        <w:jc w:val="left"/>
+        <w:rPr/>
+      </w:pPr>
+      <w:r>
+        <w:rPr/>
+      </w:r>
+    </w:p>
+    <w:p>
+      <w:pPr>
+        <w:pStyle w:val="Normal"/>
+        <w:bidi w:val="0"/>
+        <w:jc w:val="left"/>
+        <w:rPr/>
+      </w:pPr>
+      <w:r>
+        <w:rPr/>
+      </w:r>
+    </w:p>
+    <w:p>
+      <w:pPr>
+        <w:pStyle w:val="Normal"/>
+        <w:bidi w:val="0"/>
+        <w:jc w:val="left"/>
+        <w:rPr/>
+      </w:pPr>
+      <w:r>
+        <w:rPr/>
+      </w:r>
+    </w:p>
+    <w:p>
+      <w:pPr>
+        <w:pStyle w:val="Normal"/>
+        <w:bidi w:val="0"/>
+        <w:jc w:val="left"/>
+        <w:rPr/>
+      </w:pPr>
+      <w:r>
+        <w:rPr/>
+      </w:r>
+    </w:p>
+    <w:p>
+      <w:pPr>
+        <w:pStyle w:val="Normal"/>
+        <w:bidi w:val="0"/>
+        <w:jc w:val="left"/>
+        <w:rPr/>
+      </w:pPr>
+      <w:r>
+        <w:rPr/>
+      </w:r>
+    </w:p>
+    <w:p>
+      <w:pPr>
+        <w:pStyle w:val="Normal"/>
+        <w:bidi w:val="0"/>
+        <w:jc w:val="left"/>
+        <w:rPr/>
+      </w:pPr>
+      <w:r>
+        <w:rPr/>
+      </w:r>
+    </w:p>
+    <w:p>
+      <w:pPr>
+        <w:pStyle w:val="Normal"/>
+        <w:bidi w:val="0"/>
+        <w:jc w:val="left"/>
+        <w:rPr/>
+      </w:pPr>
+      <w:r>
+        <w:rPr/>
+      </w:r>
+    </w:p>
+    <w:p>
+      <w:pPr>
+        <w:pStyle w:val="Normal"/>
+        <w:bidi w:val="0"/>
+        <w:jc w:val="left"/>
+        <w:rPr/>
+      </w:pPr>
+      <w:r>
+        <w:rPr/>
+      </w:r>
+    </w:p>
+    <w:p>
+      <w:pPr>
+        <w:pStyle w:val="Normal"/>
+        <w:bidi w:val="0"/>
+        <w:jc w:val="left"/>
+        <w:rPr/>
+      </w:pPr>
+      <w:r>
+        <w:rPr/>
+      </w:r>
+    </w:p>
+    <w:p>
+      <w:pPr>
+        <w:pStyle w:val="Normal"/>
+        <w:bidi w:val="0"/>
+        <w:jc w:val="left"/>
+        <w:rPr/>
+      </w:pPr>
+      <w:r>
+        <w:rPr/>
+      </w:r>
+    </w:p>
+    <w:p>
+      <w:pPr>
+        <w:pStyle w:val="Normal"/>
+        <w:bidi w:val="0"/>
+        <w:jc w:val="left"/>
+        <w:rPr/>
+      </w:pPr>
+      <w:r>
+        <w:rPr/>
+      </w:r>
+    </w:p>
+    <w:p>
+      <w:pPr>
+        <w:pStyle w:val="Normal"/>
+        <w:bidi w:val="0"/>
+        <w:jc w:val="left"/>
+        <w:rPr/>
+      </w:pPr>
+      <w:r>
+        <w:rPr/>
+      </w:r>
+    </w:p>
+    <w:p>
+      <w:pPr>
+        <w:pStyle w:val="Normal"/>
+        <w:bidi w:val="0"/>
+        <w:jc w:val="left"/>
+        <w:rPr/>
+      </w:pPr>
+      <w:r>
+        <w:rPr/>
+      </w:r>
+    </w:p>
+    <w:p>
+      <w:pPr>
+        <w:pStyle w:val="Normal"/>
+        <w:bidi w:val="0"/>
+        <w:jc w:val="left"/>
+        <w:rPr/>
+      </w:pPr>
+      <w:r>
+        <w:rPr/>
+      </w:r>
+    </w:p>
+    <w:p>
+      <w:pPr>
+        <w:pStyle w:val="Normal"/>
+        <w:bidi w:val="0"/>
+        <w:jc w:val="left"/>
+        <w:rPr/>
+      </w:pPr>
+      <w:r>
+        <w:rPr/>
+      </w:r>
+    </w:p>
+    <w:p>
+      <w:pPr>
+        <w:pStyle w:val="Normal"/>
+        <w:bidi w:val="0"/>
+        <w:jc w:val="left"/>
+        <w:rPr/>
+      </w:pPr>
+      <w:r>
+        <w:rPr/>
+        <w:t>Look into Environment and Profiles: mock Environment and test before deploying</w:t>
+      </w:r>
+    </w:p>
+    <w:p>
+      <w:pPr>
+        <w:pStyle w:val="Normal"/>
+        <w:bidi w:val="0"/>
+        <w:jc w:val="left"/>
+        <w:rPr/>
+      </w:pPr>
+      <w:r>
+        <w:rPr/>
+        <w:t>Evaluate how to mock clients using the mock RestTemplate construct</w:t>
+      </w:r>
+    </w:p>
+    <w:p>
+      <w:pPr>
+        <w:pStyle w:val="Normal"/>
+        <w:bidi w:val="0"/>
+        <w:jc w:val="left"/>
+        <w:rPr/>
+      </w:pPr>
+      <w:r>
+        <w:rPr/>
+        <w:t>Build aggregate objects from database tables using joins</w:t>
+      </w:r>
+    </w:p>
+    <w:p>
+      <w:pPr>
+        <w:pStyle w:val="Normal"/>
+        <w:bidi w:val="0"/>
+        <w:jc w:val="left"/>
+        <w:rPr/>
+      </w:pPr>
+      <w:r>
+        <w:rPr/>
+        <w:t>Write some requirements on what that methods should return, first</w:t>
+      </w:r>
+    </w:p>
+    <w:p>
+      <w:pPr>
+        <w:pStyle w:val="Normal"/>
+        <w:bidi w:val="0"/>
+        <w:jc w:val="left"/>
+        <w:rPr/>
+      </w:pPr>
+      <w:r>
+        <w:rPr/>
+        <w:t>Write the code to make your tests pass (TDD)</w:t>
+      </w:r>
+    </w:p>
+    <w:p>
+      <w:pPr>
+        <w:pStyle w:val="Normal"/>
+        <w:bidi w:val="0"/>
+        <w:jc w:val="left"/>
+        <w:rPr/>
+      </w:pPr>
+      <w:r>
+        <w:rPr/>
+      </w:r>
+    </w:p>
+    <w:p>
+      <w:pPr>
+        <w:pStyle w:val="Normal"/>
+        <w:bidi w:val="0"/>
+        <w:jc w:val="left"/>
+        <w:rPr/>
+      </w:pPr>
+      <w:r>
+        <w:rPr/>
+        <w:t>Cyclomatic complexity is a software metric used to measure the structural complexity of a program. It counts the number of linearly independent paths through your source code.</w:t>
+      </w:r>
+    </w:p>
+    <w:p>
+      <w:pPr>
+        <w:pStyle w:val="Normal"/>
+        <w:bidi w:val="0"/>
+        <w:jc w:val="left"/>
+        <w:rPr/>
+      </w:pPr>
+      <w:r>
+        <w:rPr/>
+        <w:t>Evaluate Cyclomatic complexity</w:t>
+      </w:r>
+    </w:p>
+    <w:p>
+      <w:pPr>
+        <w:pStyle w:val="Normal"/>
+        <w:bidi w:val="0"/>
+        <w:jc w:val="left"/>
+        <w:rPr/>
+      </w:pPr>
+      <w:r>
+        <w:rPr/>
+      </w:r>
+    </w:p>
+    <w:p>
+      <w:pPr>
+        <w:pStyle w:val="Normal"/>
+        <w:bidi w:val="0"/>
+        <w:jc w:val="left"/>
+        <w:rPr/>
+      </w:pPr>
+      <w:r>
+        <w:rPr/>
+        <w:t>Build a simple web UI and test that</w:t>
+      </w:r>
+    </w:p>
+    <w:p>
+      <w:pPr>
+        <w:pStyle w:val="Normal"/>
+        <w:bidi w:val="0"/>
+        <w:jc w:val="left"/>
+        <w:rPr/>
+      </w:pPr>
+      <w:r>
+        <w:rPr/>
+      </w:r>
+    </w:p>
+    <w:p>
+      <w:pPr>
+        <w:pStyle w:val="Normal"/>
+        <w:bidi w:val="0"/>
+        <w:jc w:val="left"/>
+        <w:rPr/>
+      </w:pPr>
+      <w:r>
+        <w:rPr/>
+      </w:r>
+    </w:p>
+    <w:p>
+      <w:pPr>
+        <w:pStyle w:val="Normal"/>
+        <w:bidi w:val="0"/>
+        <w:jc w:val="left"/>
+        <w:rPr/>
+      </w:pPr>
+      <w:r>
+        <w:rPr/>
+      </w:r>
+    </w:p>
+    <w:p>
+      <w:pPr>
+        <w:pStyle w:val="Normal"/>
+        <w:bidi w:val="0"/>
+        <w:jc w:val="left"/>
+        <w:rPr/>
+      </w:pPr>
+      <w:r>
+        <w:rPr/>
+      </w:r>
+    </w:p>
+    <w:p>
+      <w:pPr>
+        <w:pStyle w:val="Normal"/>
+        <w:bidi w:val="0"/>
+        <w:jc w:val="left"/>
+        <w:rPr/>
+      </w:pPr>
+      <w:r>
+        <w:rPr/>
       </w:r>
     </w:p>
     <w:p>
